--- a/audio/episodes/youtube_links_for_email.docx
+++ b/audio/episodes/youtube_links_for_email.docx
@@ -3,7 +3,7 @@
 <w:document xmlns:wpc="http://schemas.microsoft.com/office/word/2010/wordprocessingCanvas" xmlns:mc="http://schemas.openxmlformats.org/markup-compatibility/2006" xmlns:o="urn:schemas-microsoft-com:office:office" xmlns:r="http://schemas.openxmlformats.org/officeDocument/2006/relationships" xmlns:m="http://schemas.openxmlformats.org/officeDocument/2006/math" xmlns:v="urn:schemas-microsoft-com:vml" xmlns:wp14="http://schemas.microsoft.com/office/word/2010/wordprocessingDrawing" xmlns:wp="http://schemas.openxmlformats.org/drawingml/2006/wordprocessingDrawing" xmlns:w10="urn:schemas-microsoft-com:office:word" xmlns:w="http://schemas.openxmlformats.org/wordprocessingml/2006/main" xmlns:w14="http://schemas.microsoft.com/office/word/2010/wordml" xmlns:w15="http://schemas.microsoft.com/office/word/2012/wordml" xmlns:wpg="http://schemas.microsoft.com/office/word/2010/wordprocessingGroup" xmlns:wpi="http://schemas.microsoft.com/office/word/2010/wordprocessingInk" xmlns:wne="http://schemas.microsoft.com/office/word/2006/wordml" xmlns:wps="http://schemas.microsoft.com/office/word/2010/wordprocessingShape" xmlns:cx="http://schemas.microsoft.com/office/drawing/2014/chartex" xmlns:cx1="http://schemas.microsoft.com/office/drawing/2015/9/8/chartex" xmlns:cx2="http://schemas.microsoft.com/office/drawing/2015/10/21/chartex" xmlns:cx3="http://schemas.microsoft.com/office/drawing/2016/5/9/chartex" xmlns:cx4="http://schemas.microsoft.com/office/drawing/2016/5/10/chartex" xmlns:cx5="http://schemas.microsoft.com/office/drawing/2016/5/11/chartex" xmlns:cx6="http://schemas.microsoft.com/office/drawing/2016/5/12/chartex" xmlns:cx7="http://schemas.microsoft.com/office/drawing/2016/5/13/chartex" xmlns:cx8="http://schemas.microsoft.com/office/drawing/2016/5/14/chartex" xmlns:aink="http://schemas.microsoft.com/office/drawing/2016/ink" xmlns:am3d="http://schemas.microsoft.com/office/drawing/2017/model3d" xmlns:w16cex="http://schemas.microsoft.com/office/word/2018/wordml/cex" xmlns:w16cid="http://schemas.microsoft.com/office/word/2016/wordml/cid" xmlns:w16="http://schemas.microsoft.com/office/word/2018/wordml" xmlns:w16sdtdh="http://schemas.microsoft.com/office/word/2020/wordml/sdtdatahash" xmlns:w16se="http://schemas.microsoft.com/office/word/2015/wordml/symex" mc:Ignorable="w14 w15 wp14">
   <w:body>
     <w:p>
-      <w:hyperlink w:history="1" r:id="rIdsvwsg0pvnvg961nuzdmsk">
+      <w:hyperlink w:history="1" r:id="rIdca8tkeo-z4sjs0zfuuobl">
         <w:r>
           <w:rPr>
             <w:rStyle w:val="Hyperlink"/>
@@ -27,14 +27,14 @@
     </w:p>
     <w:p>
       <w:r>
-        <w:t xml:space="preserve">There are six episodes, one for each story of sight given by Jesus in the Gospels, and a short trailer.</w:t>
+        <w:t xml:space="preserve">There are six episodes on the stories of sight given by Jesus in the Gospels, and a short trailer. Episode 7 begins a new series of four on the Law: what God commanded about the blind. The Law episodes have no imagined scenes.</w:t>
       </w:r>
     </w:p>
     <w:p>
       <w:r>
         <w:t xml:space="preserve">The full study, with every verse and source, is at </w:t>
       </w:r>
-      <w:hyperlink w:history="1" r:id="rIdlc6d2iafejwi1mmpplomo">
+      <w:hyperlink w:history="1" r:id="rIdsx5cywkou27pjdkbawfzg">
         <w:r>
           <w:rPr>
             <w:rStyle w:val="Hyperlink"/>
@@ -47,7 +47,7 @@
       <w:r>
         <w:t xml:space="preserve">Every episode can also be played or downloaded as an MP3 at </w:t>
       </w:r>
-      <w:hyperlink w:history="1" r:id="rId44olkv-xzlodwh4cpsggs">
+      <w:hyperlink w:history="1" r:id="rIdj9g6pjbxj3oehgbulou7k">
         <w:r>
           <w:rPr>
             <w:rStyle w:val="Hyperlink"/>
@@ -75,7 +75,7 @@
       </w:r>
     </w:p>
     <w:p>
-      <w:hyperlink w:history="1" r:id="rIdiuupvnbqjk6h1fu9p_dlu">
+      <w:hyperlink w:history="1" r:id="rIdkx57pmhf9eec7bhzss0xa">
         <w:r>
           <w:rPr>
             <w:rStyle w:val="Hyperlink"/>
@@ -98,7 +98,7 @@
       </w:r>
     </w:p>
     <w:p>
-      <w:hyperlink w:history="1" r:id="rIdtas2e3cafiwew16jg5aqx">
+      <w:hyperlink w:history="1" r:id="rId_m5yydfe4klh6mqrqga3m">
         <w:r>
           <w:rPr>
             <w:rStyle w:val="Hyperlink"/>
@@ -126,7 +126,7 @@
       </w:r>
     </w:p>
     <w:p>
-      <w:hyperlink w:history="1" r:id="rIddblznn4svxxy_cut3tdos">
+      <w:hyperlink w:history="1" r:id="rIdrox6n4ml4kuvdtbfh1yze">
         <w:r>
           <w:rPr>
             <w:rStyle w:val="Hyperlink"/>
@@ -154,7 +154,7 @@
       </w:r>
     </w:p>
     <w:p>
-      <w:hyperlink w:history="1" r:id="rIdm_qn5svv-te1xlqb5ahqz">
+      <w:hyperlink w:history="1" r:id="rIdpz-pgbhvuqvgthkduds1l">
         <w:r>
           <w:rPr>
             <w:rStyle w:val="Hyperlink"/>
@@ -182,7 +182,7 @@
       </w:r>
     </w:p>
     <w:p>
-      <w:hyperlink w:history="1" r:id="rIdq1wjmsgz2qtd5vevmagti">
+      <w:hyperlink w:history="1" r:id="rIddf7uqndqqnmx36hi8rtc8">
         <w:r>
           <w:rPr>
             <w:rStyle w:val="Hyperlink"/>
@@ -210,7 +210,7 @@
       </w:r>
     </w:p>
     <w:p>
-      <w:hyperlink w:history="1" r:id="rId17dqohvskawzoddhacldg">
+      <w:hyperlink w:history="1" r:id="rIdld3zvq7obgu6kghxtpuot">
         <w:r>
           <w:rPr>
             <w:rStyle w:val="Hyperlink"/>
@@ -238,7 +238,7 @@
       </w:r>
     </w:p>
     <w:p>
-      <w:hyperlink w:history="1" r:id="rIdfozjhkoeyyworgrdohcfe">
+      <w:hyperlink w:history="1" r:id="rId1pbvv8-rbszmce4xynx55">
         <w:r>
           <w:rPr>
             <w:rStyle w:val="Hyperlink"/>
@@ -266,12 +266,40 @@
       </w:r>
     </w:p>
     <w:p>
-      <w:hyperlink w:history="1" r:id="rId9w1jhehsquu2ephirwb2s">
+      <w:hyperlink w:history="1" r:id="rIdi2mlziv5hg3jzkg78eigq">
         <w:r>
           <w:rPr>
             <w:rStyle w:val="Hyperlink"/>
           </w:rPr>
           <w:t xml:space="preserve">https://youtu.be/or8s4SUiSHQ</w:t>
+        </w:r>
+      </w:hyperlink>
+    </w:p>
+    <w:p>
+      <w:pPr>
+        <w:pStyle w:val="Heading2"/>
+      </w:pPr>
+      <w:r>
+        <w:t xml:space="preserve">Episode 7: The Stumbling Block (Leviticus 19 and Deuteronomy 27)</w:t>
+      </w:r>
+    </w:p>
+    <w:p>
+      <w:r>
+        <w:t xml:space="preserve">About 22 minutes. The first of four on the Law.</w:t>
+      </w:r>
+    </w:p>
+    <w:p>
+      <w:r>
+        <w:t xml:space="preserve">One sentence of law, given at Sinai: you must not curse the deaf or place a stumbling block before the blind. Brian read it and stopped at one word. Is the law about a trip, or a fall? The Hebrew word, and every other place the Bible uses it, gives the answer.</w:t>
+      </w:r>
+    </w:p>
+    <w:p>
+      <w:hyperlink w:history="1" r:id="rIddih0rjmhtjfj4vdh4mdsv">
+        <w:r>
+          <w:rPr>
+            <w:rStyle w:val="Hyperlink"/>
+          </w:rPr>
+          <w:t xml:space="preserve">https://youtu.be/STQZntb-8II</w:t>
         </w:r>
       </w:hyperlink>
     </w:p>

--- a/audio/episodes/youtube_links_for_email.docx
+++ b/audio/episodes/youtube_links_for_email.docx
@@ -3,7 +3,7 @@
 <w:document xmlns:wpc="http://schemas.microsoft.com/office/word/2010/wordprocessingCanvas" xmlns:mc="http://schemas.openxmlformats.org/markup-compatibility/2006" xmlns:o="urn:schemas-microsoft-com:office:office" xmlns:r="http://schemas.openxmlformats.org/officeDocument/2006/relationships" xmlns:m="http://schemas.openxmlformats.org/officeDocument/2006/math" xmlns:v="urn:schemas-microsoft-com:vml" xmlns:wp14="http://schemas.microsoft.com/office/word/2010/wordprocessingDrawing" xmlns:wp="http://schemas.openxmlformats.org/drawingml/2006/wordprocessingDrawing" xmlns:w10="urn:schemas-microsoft-com:office:word" xmlns:w="http://schemas.openxmlformats.org/wordprocessingml/2006/main" xmlns:w14="http://schemas.microsoft.com/office/word/2010/wordml" xmlns:w15="http://schemas.microsoft.com/office/word/2012/wordml" xmlns:wpg="http://schemas.microsoft.com/office/word/2010/wordprocessingGroup" xmlns:wpi="http://schemas.microsoft.com/office/word/2010/wordprocessingInk" xmlns:wne="http://schemas.microsoft.com/office/word/2006/wordml" xmlns:wps="http://schemas.microsoft.com/office/word/2010/wordprocessingShape" xmlns:cx="http://schemas.microsoft.com/office/drawing/2014/chartex" xmlns:cx1="http://schemas.microsoft.com/office/drawing/2015/9/8/chartex" xmlns:cx2="http://schemas.microsoft.com/office/drawing/2015/10/21/chartex" xmlns:cx3="http://schemas.microsoft.com/office/drawing/2016/5/9/chartex" xmlns:cx4="http://schemas.microsoft.com/office/drawing/2016/5/10/chartex" xmlns:cx5="http://schemas.microsoft.com/office/drawing/2016/5/11/chartex" xmlns:cx6="http://schemas.microsoft.com/office/drawing/2016/5/12/chartex" xmlns:cx7="http://schemas.microsoft.com/office/drawing/2016/5/13/chartex" xmlns:cx8="http://schemas.microsoft.com/office/drawing/2016/5/14/chartex" xmlns:aink="http://schemas.microsoft.com/office/drawing/2016/ink" xmlns:am3d="http://schemas.microsoft.com/office/drawing/2017/model3d" xmlns:w16cex="http://schemas.microsoft.com/office/word/2018/wordml/cex" xmlns:w16cid="http://schemas.microsoft.com/office/word/2016/wordml/cid" xmlns:w16="http://schemas.microsoft.com/office/word/2018/wordml" xmlns:w16sdtdh="http://schemas.microsoft.com/office/word/2020/wordml/sdtdatahash" xmlns:w16se="http://schemas.microsoft.com/office/word/2015/wordml/symex" mc:Ignorable="w14 w15 wp14">
   <w:body>
     <w:p>
-      <w:hyperlink w:history="1" r:id="rIdca8tkeo-z4sjs0zfuuobl">
+      <w:hyperlink w:history="1" r:id="rIdhjs6ulsznud4vbwminnr2">
         <w:r>
           <w:rPr>
             <w:rStyle w:val="Hyperlink"/>
@@ -34,7 +34,7 @@
       <w:r>
         <w:t xml:space="preserve">The full study, with every verse and source, is at </w:t>
       </w:r>
-      <w:hyperlink w:history="1" r:id="rIdsx5cywkou27pjdkbawfzg">
+      <w:hyperlink w:history="1" r:id="rId7vh4xf4pnjf7s87ofbvuh">
         <w:r>
           <w:rPr>
             <w:rStyle w:val="Hyperlink"/>
@@ -47,7 +47,7 @@
       <w:r>
         <w:t xml:space="preserve">Every episode can also be played or downloaded as an MP3 at </w:t>
       </w:r>
-      <w:hyperlink w:history="1" r:id="rIdj9g6pjbxj3oehgbulou7k">
+      <w:hyperlink w:history="1" r:id="rIdoeaxtxb55avgt74wsby7_">
         <w:r>
           <w:rPr>
             <w:rStyle w:val="Hyperlink"/>
@@ -75,7 +75,7 @@
       </w:r>
     </w:p>
     <w:p>
-      <w:hyperlink w:history="1" r:id="rIdkx57pmhf9eec7bhzss0xa">
+      <w:hyperlink w:history="1" r:id="rIdbneefor_irki0d2gj7mtu">
         <w:r>
           <w:rPr>
             <w:rStyle w:val="Hyperlink"/>
@@ -98,7 +98,7 @@
       </w:r>
     </w:p>
     <w:p>
-      <w:hyperlink w:history="1" r:id="rId_m5yydfe4klh6mqrqga3m">
+      <w:hyperlink w:history="1" r:id="rIdqv3nz5cvpqwfswrsxk7r9">
         <w:r>
           <w:rPr>
             <w:rStyle w:val="Hyperlink"/>
@@ -126,7 +126,7 @@
       </w:r>
     </w:p>
     <w:p>
-      <w:hyperlink w:history="1" r:id="rIdrox6n4ml4kuvdtbfh1yze">
+      <w:hyperlink w:history="1" r:id="rIdvqpt1vda2cwijusa0cctr">
         <w:r>
           <w:rPr>
             <w:rStyle w:val="Hyperlink"/>
@@ -154,7 +154,7 @@
       </w:r>
     </w:p>
     <w:p>
-      <w:hyperlink w:history="1" r:id="rIdpz-pgbhvuqvgthkduds1l">
+      <w:hyperlink w:history="1" r:id="rIdewgxzzv4yvs9uo0n3g_yt">
         <w:r>
           <w:rPr>
             <w:rStyle w:val="Hyperlink"/>
@@ -182,7 +182,7 @@
       </w:r>
     </w:p>
     <w:p>
-      <w:hyperlink w:history="1" r:id="rIddf7uqndqqnmx36hi8rtc8">
+      <w:hyperlink w:history="1" r:id="rIdy7ijzyywwobq2hwss8usx">
         <w:r>
           <w:rPr>
             <w:rStyle w:val="Hyperlink"/>
@@ -210,7 +210,7 @@
       </w:r>
     </w:p>
     <w:p>
-      <w:hyperlink w:history="1" r:id="rIdld3zvq7obgu6kghxtpuot">
+      <w:hyperlink w:history="1" r:id="rIdz2spmy2bbrjy5urtfvixb">
         <w:r>
           <w:rPr>
             <w:rStyle w:val="Hyperlink"/>
@@ -238,7 +238,7 @@
       </w:r>
     </w:p>
     <w:p>
-      <w:hyperlink w:history="1" r:id="rId1pbvv8-rbszmce4xynx55">
+      <w:hyperlink w:history="1" r:id="rId0inadtz7aw86o4ifzzlxe">
         <w:r>
           <w:rPr>
             <w:rStyle w:val="Hyperlink"/>
@@ -266,7 +266,7 @@
       </w:r>
     </w:p>
     <w:p>
-      <w:hyperlink w:history="1" r:id="rIdi2mlziv5hg3jzkg78eigq">
+      <w:hyperlink w:history="1" r:id="rIdfmrwtnq4fyddsxfptftdf">
         <w:r>
           <w:rPr>
             <w:rStyle w:val="Hyperlink"/>
@@ -294,12 +294,40 @@
       </w:r>
     </w:p>
     <w:p>
-      <w:hyperlink w:history="1" r:id="rIddih0rjmhtjfj4vdh4mdsv">
+      <w:hyperlink w:history="1" r:id="rIdwspcx9xorrvhhgbyud2eh">
         <w:r>
           <w:rPr>
             <w:rStyle w:val="Hyperlink"/>
           </w:rPr>
           <w:t xml:space="preserve">https://youtu.be/STQZntb-8II</w:t>
+        </w:r>
+      </w:hyperlink>
+    </w:p>
+    <w:p>
+      <w:pPr>
+        <w:pStyle w:val="Heading2"/>
+      </w:pPr>
+      <w:r>
+        <w:t xml:space="preserve">Episode 8: The Servant's Eye (Exodus 21)</w:t>
+      </w:r>
+    </w:p>
+    <w:p>
+      <w:r>
+        <w:t xml:space="preserve">About 20 minutes. The second of four on the Law.</w:t>
+      </w:r>
+    </w:p>
+    <w:p>
+      <w:r>
+        <w:t xml:space="preserve">The only price the Bible ever puts on an eye. If a master blinds his servant, the servant goes free; if he knocks out a tooth, the servant goes free. Why should an eye and a tooth cost the same?</w:t>
+      </w:r>
+    </w:p>
+    <w:p>
+      <w:hyperlink w:history="1" r:id="rId2blinffk-8wyouiydwhdu">
+        <w:r>
+          <w:rPr>
+            <w:rStyle w:val="Hyperlink"/>
+          </w:rPr>
+          <w:t xml:space="preserve">https://youtu.be/GyuNAJZ8wgM</w:t>
         </w:r>
       </w:hyperlink>
     </w:p>

--- a/audio/episodes/youtube_links_for_email.docx
+++ b/audio/episodes/youtube_links_for_email.docx
@@ -3,7 +3,7 @@
 <w:document xmlns:wpc="http://schemas.microsoft.com/office/word/2010/wordprocessingCanvas" xmlns:mc="http://schemas.openxmlformats.org/markup-compatibility/2006" xmlns:o="urn:schemas-microsoft-com:office:office" xmlns:r="http://schemas.openxmlformats.org/officeDocument/2006/relationships" xmlns:m="http://schemas.openxmlformats.org/officeDocument/2006/math" xmlns:v="urn:schemas-microsoft-com:vml" xmlns:wp14="http://schemas.microsoft.com/office/word/2010/wordprocessingDrawing" xmlns:wp="http://schemas.openxmlformats.org/drawingml/2006/wordprocessingDrawing" xmlns:w10="urn:schemas-microsoft-com:office:word" xmlns:w="http://schemas.openxmlformats.org/wordprocessingml/2006/main" xmlns:w14="http://schemas.microsoft.com/office/word/2010/wordml" xmlns:w15="http://schemas.microsoft.com/office/word/2012/wordml" xmlns:wpg="http://schemas.microsoft.com/office/word/2010/wordprocessingGroup" xmlns:wpi="http://schemas.microsoft.com/office/word/2010/wordprocessingInk" xmlns:wne="http://schemas.microsoft.com/office/word/2006/wordml" xmlns:wps="http://schemas.microsoft.com/office/word/2010/wordprocessingShape" xmlns:cx="http://schemas.microsoft.com/office/drawing/2014/chartex" xmlns:cx1="http://schemas.microsoft.com/office/drawing/2015/9/8/chartex" xmlns:cx2="http://schemas.microsoft.com/office/drawing/2015/10/21/chartex" xmlns:cx3="http://schemas.microsoft.com/office/drawing/2016/5/9/chartex" xmlns:cx4="http://schemas.microsoft.com/office/drawing/2016/5/10/chartex" xmlns:cx5="http://schemas.microsoft.com/office/drawing/2016/5/11/chartex" xmlns:cx6="http://schemas.microsoft.com/office/drawing/2016/5/12/chartex" xmlns:cx7="http://schemas.microsoft.com/office/drawing/2016/5/13/chartex" xmlns:cx8="http://schemas.microsoft.com/office/drawing/2016/5/14/chartex" xmlns:aink="http://schemas.microsoft.com/office/drawing/2016/ink" xmlns:am3d="http://schemas.microsoft.com/office/drawing/2017/model3d" xmlns:w16cex="http://schemas.microsoft.com/office/word/2018/wordml/cex" xmlns:w16cid="http://schemas.microsoft.com/office/word/2016/wordml/cid" xmlns:w16="http://schemas.microsoft.com/office/word/2018/wordml" xmlns:w16sdtdh="http://schemas.microsoft.com/office/word/2020/wordml/sdtdatahash" xmlns:w16se="http://schemas.microsoft.com/office/word/2015/wordml/symex" mc:Ignorable="w14 w15 wp14">
   <w:body>
     <w:p>
-      <w:hyperlink w:history="1" r:id="rIdhjs6ulsznud4vbwminnr2">
+      <w:hyperlink w:history="1" r:id="rIdlibmhlpeof1dyb8g7jn1k">
         <w:r>
           <w:rPr>
             <w:rStyle w:val="Hyperlink"/>
@@ -34,7 +34,7 @@
       <w:r>
         <w:t xml:space="preserve">The full study, with every verse and source, is at </w:t>
       </w:r>
-      <w:hyperlink w:history="1" r:id="rId7vh4xf4pnjf7s87ofbvuh">
+      <w:hyperlink w:history="1" r:id="rId7ykyhr77whk6cujsnflwo">
         <w:r>
           <w:rPr>
             <w:rStyle w:val="Hyperlink"/>
@@ -47,7 +47,7 @@
       <w:r>
         <w:t xml:space="preserve">Every episode can also be played or downloaded as an MP3 at </w:t>
       </w:r>
-      <w:hyperlink w:history="1" r:id="rIdoeaxtxb55avgt74wsby7_">
+      <w:hyperlink w:history="1" r:id="rIdd5of4b4kddwtzwbw5x8ve">
         <w:r>
           <w:rPr>
             <w:rStyle w:val="Hyperlink"/>
@@ -75,7 +75,7 @@
       </w:r>
     </w:p>
     <w:p>
-      <w:hyperlink w:history="1" r:id="rIdbneefor_irki0d2gj7mtu">
+      <w:hyperlink w:history="1" r:id="rId-myskts9i1pbpobnt3q0j">
         <w:r>
           <w:rPr>
             <w:rStyle w:val="Hyperlink"/>
@@ -98,7 +98,7 @@
       </w:r>
     </w:p>
     <w:p>
-      <w:hyperlink w:history="1" r:id="rIdqv3nz5cvpqwfswrsxk7r9">
+      <w:hyperlink w:history="1" r:id="rIdsxea6ibk3kywttfmabzhm">
         <w:r>
           <w:rPr>
             <w:rStyle w:val="Hyperlink"/>
@@ -126,7 +126,7 @@
       </w:r>
     </w:p>
     <w:p>
-      <w:hyperlink w:history="1" r:id="rIdvqpt1vda2cwijusa0cctr">
+      <w:hyperlink w:history="1" r:id="rIdbo-poxbcikrogdxhvhabo">
         <w:r>
           <w:rPr>
             <w:rStyle w:val="Hyperlink"/>
@@ -154,7 +154,7 @@
       </w:r>
     </w:p>
     <w:p>
-      <w:hyperlink w:history="1" r:id="rIdewgxzzv4yvs9uo0n3g_yt">
+      <w:hyperlink w:history="1" r:id="rIdlneumzicur9plhypzpdeb">
         <w:r>
           <w:rPr>
             <w:rStyle w:val="Hyperlink"/>
@@ -182,7 +182,7 @@
       </w:r>
     </w:p>
     <w:p>
-      <w:hyperlink w:history="1" r:id="rIdy7ijzyywwobq2hwss8usx">
+      <w:hyperlink w:history="1" r:id="rIdo6l-zl8hsp3sv-r2sdmbb">
         <w:r>
           <w:rPr>
             <w:rStyle w:val="Hyperlink"/>
@@ -210,7 +210,7 @@
       </w:r>
     </w:p>
     <w:p>
-      <w:hyperlink w:history="1" r:id="rIdz2spmy2bbrjy5urtfvixb">
+      <w:hyperlink w:history="1" r:id="rIdxaetxodgnshw_rnz78orh">
         <w:r>
           <w:rPr>
             <w:rStyle w:val="Hyperlink"/>
@@ -238,7 +238,7 @@
       </w:r>
     </w:p>
     <w:p>
-      <w:hyperlink w:history="1" r:id="rId0inadtz7aw86o4ifzzlxe">
+      <w:hyperlink w:history="1" r:id="rId5pjhhsxtuui1ztrldd1kd">
         <w:r>
           <w:rPr>
             <w:rStyle w:val="Hyperlink"/>
@@ -266,7 +266,7 @@
       </w:r>
     </w:p>
     <w:p>
-      <w:hyperlink w:history="1" r:id="rIdfmrwtnq4fyddsxfptftdf">
+      <w:hyperlink w:history="1" r:id="rIdx-e8mfho7isegrknwoefq">
         <w:r>
           <w:rPr>
             <w:rStyle w:val="Hyperlink"/>
@@ -294,7 +294,7 @@
       </w:r>
     </w:p>
     <w:p>
-      <w:hyperlink w:history="1" r:id="rIdwspcx9xorrvhhgbyud2eh">
+      <w:hyperlink w:history="1" r:id="rIdfjpyx_kyv21vfly8q5uog">
         <w:r>
           <w:rPr>
             <w:rStyle w:val="Hyperlink"/>
@@ -322,12 +322,40 @@
       </w:r>
     </w:p>
     <w:p>
-      <w:hyperlink w:history="1" r:id="rId2blinffk-8wyouiydwhdu">
+      <w:hyperlink w:history="1" r:id="rIdvrl-eeysd3kkiufzahx19">
         <w:r>
           <w:rPr>
             <w:rStyle w:val="Hyperlink"/>
           </w:rPr>
           <w:t xml:space="preserve">https://youtu.be/GyuNAJZ8wgM</w:t>
+        </w:r>
+      </w:hyperlink>
+    </w:p>
+    <w:p>
+      <w:pPr>
+        <w:pStyle w:val="Heading2"/>
+      </w:pPr>
+      <w:r>
+        <w:t xml:space="preserve">Episode 9: The Blind Priest (Leviticus 21)</w:t>
+      </w:r>
+    </w:p>
+    <w:p>
+      <w:r>
+        <w:t xml:space="preserve">About 20 minutes. The third of four on the Law.</w:t>
+      </w:r>
+    </w:p>
+    <w:p>
+      <w:r>
+        <w:t xml:space="preserve">The only law in the Bible that limits what a blind person may do: a blind priest could not approach the altar. Brian asks three practical questions, and the old books answer them.</w:t>
+      </w:r>
+    </w:p>
+    <w:p>
+      <w:hyperlink w:history="1" r:id="rIdncysrnpafd1ghj70upvnw">
+        <w:r>
+          <w:rPr>
+            <w:rStyle w:val="Hyperlink"/>
+          </w:rPr>
+          <w:t xml:space="preserve">https://youtu.be/9FmVwmxZHSg</w:t>
         </w:r>
       </w:hyperlink>
     </w:p>

--- a/audio/episodes/youtube_links_for_email.docx
+++ b/audio/episodes/youtube_links_for_email.docx
@@ -3,7 +3,7 @@
 <w:document xmlns:wpc="http://schemas.microsoft.com/office/word/2010/wordprocessingCanvas" xmlns:mc="http://schemas.openxmlformats.org/markup-compatibility/2006" xmlns:o="urn:schemas-microsoft-com:office:office" xmlns:r="http://schemas.openxmlformats.org/officeDocument/2006/relationships" xmlns:m="http://schemas.openxmlformats.org/officeDocument/2006/math" xmlns:v="urn:schemas-microsoft-com:vml" xmlns:wp14="http://schemas.microsoft.com/office/word/2010/wordprocessingDrawing" xmlns:wp="http://schemas.openxmlformats.org/drawingml/2006/wordprocessingDrawing" xmlns:w10="urn:schemas-microsoft-com:office:word" xmlns:w="http://schemas.openxmlformats.org/wordprocessingml/2006/main" xmlns:w14="http://schemas.microsoft.com/office/word/2010/wordml" xmlns:w15="http://schemas.microsoft.com/office/word/2012/wordml" xmlns:wpg="http://schemas.microsoft.com/office/word/2010/wordprocessingGroup" xmlns:wpi="http://schemas.microsoft.com/office/word/2010/wordprocessingInk" xmlns:wne="http://schemas.microsoft.com/office/word/2006/wordml" xmlns:wps="http://schemas.microsoft.com/office/word/2010/wordprocessingShape" xmlns:cx="http://schemas.microsoft.com/office/drawing/2014/chartex" xmlns:cx1="http://schemas.microsoft.com/office/drawing/2015/9/8/chartex" xmlns:cx2="http://schemas.microsoft.com/office/drawing/2015/10/21/chartex" xmlns:cx3="http://schemas.microsoft.com/office/drawing/2016/5/9/chartex" xmlns:cx4="http://schemas.microsoft.com/office/drawing/2016/5/10/chartex" xmlns:cx5="http://schemas.microsoft.com/office/drawing/2016/5/11/chartex" xmlns:cx6="http://schemas.microsoft.com/office/drawing/2016/5/12/chartex" xmlns:cx7="http://schemas.microsoft.com/office/drawing/2016/5/13/chartex" xmlns:cx8="http://schemas.microsoft.com/office/drawing/2016/5/14/chartex" xmlns:aink="http://schemas.microsoft.com/office/drawing/2016/ink" xmlns:am3d="http://schemas.microsoft.com/office/drawing/2017/model3d" xmlns:w16cex="http://schemas.microsoft.com/office/word/2018/wordml/cex" xmlns:w16cid="http://schemas.microsoft.com/office/word/2016/wordml/cid" xmlns:w16="http://schemas.microsoft.com/office/word/2018/wordml" xmlns:w16sdtdh="http://schemas.microsoft.com/office/word/2020/wordml/sdtdatahash" xmlns:w16se="http://schemas.microsoft.com/office/word/2015/wordml/symex" mc:Ignorable="w14 w15 wp14">
   <w:body>
     <w:p>
-      <w:hyperlink w:history="1" r:id="rIdlibmhlpeof1dyb8g7jn1k">
+      <w:hyperlink w:history="1" r:id="rId5mesval_o2szuxssoo779">
         <w:r>
           <w:rPr>
             <w:rStyle w:val="Hyperlink"/>
@@ -34,7 +34,7 @@
       <w:r>
         <w:t xml:space="preserve">The full study, with every verse and source, is at </w:t>
       </w:r>
-      <w:hyperlink w:history="1" r:id="rId7ykyhr77whk6cujsnflwo">
+      <w:hyperlink w:history="1" r:id="rIdjpq0_3uug7xtd-oegjgdh">
         <w:r>
           <w:rPr>
             <w:rStyle w:val="Hyperlink"/>
@@ -47,7 +47,7 @@
       <w:r>
         <w:t xml:space="preserve">Every episode can also be played or downloaded as an MP3 at </w:t>
       </w:r>
-      <w:hyperlink w:history="1" r:id="rIdd5of4b4kddwtzwbw5x8ve">
+      <w:hyperlink w:history="1" r:id="rId2c1ypdy_yf5xmcb2tqw9e">
         <w:r>
           <w:rPr>
             <w:rStyle w:val="Hyperlink"/>
@@ -75,7 +75,7 @@
       </w:r>
     </w:p>
     <w:p>
-      <w:hyperlink w:history="1" r:id="rId-myskts9i1pbpobnt3q0j">
+      <w:hyperlink w:history="1" r:id="rIdqbivkbsdphdymjbobw-oa">
         <w:r>
           <w:rPr>
             <w:rStyle w:val="Hyperlink"/>
@@ -98,7 +98,7 @@
       </w:r>
     </w:p>
     <w:p>
-      <w:hyperlink w:history="1" r:id="rIdsxea6ibk3kywttfmabzhm">
+      <w:hyperlink w:history="1" r:id="rIdxl6fufwwuu89sr6dfvks2">
         <w:r>
           <w:rPr>
             <w:rStyle w:val="Hyperlink"/>
@@ -126,7 +126,7 @@
       </w:r>
     </w:p>
     <w:p>
-      <w:hyperlink w:history="1" r:id="rIdbo-poxbcikrogdxhvhabo">
+      <w:hyperlink w:history="1" r:id="rId4okxfd5kjbhg6i582cxer">
         <w:r>
           <w:rPr>
             <w:rStyle w:val="Hyperlink"/>
@@ -154,7 +154,7 @@
       </w:r>
     </w:p>
     <w:p>
-      <w:hyperlink w:history="1" r:id="rIdlneumzicur9plhypzpdeb">
+      <w:hyperlink w:history="1" r:id="rId9bxlm4nz-xdvmkywuhqto">
         <w:r>
           <w:rPr>
             <w:rStyle w:val="Hyperlink"/>
@@ -182,7 +182,7 @@
       </w:r>
     </w:p>
     <w:p>
-      <w:hyperlink w:history="1" r:id="rIdo6l-zl8hsp3sv-r2sdmbb">
+      <w:hyperlink w:history="1" r:id="rIdi8vyjripleualn3b0k6rk">
         <w:r>
           <w:rPr>
             <w:rStyle w:val="Hyperlink"/>
@@ -210,7 +210,7 @@
       </w:r>
     </w:p>
     <w:p>
-      <w:hyperlink w:history="1" r:id="rIdxaetxodgnshw_rnz78orh">
+      <w:hyperlink w:history="1" r:id="rIdxk4ftfkbvz1k5xzjsbpa2">
         <w:r>
           <w:rPr>
             <w:rStyle w:val="Hyperlink"/>
@@ -238,7 +238,7 @@
       </w:r>
     </w:p>
     <w:p>
-      <w:hyperlink w:history="1" r:id="rId5pjhhsxtuui1ztrldd1kd">
+      <w:hyperlink w:history="1" r:id="rIdysibzogmhc6hupsssg_u0">
         <w:r>
           <w:rPr>
             <w:rStyle w:val="Hyperlink"/>
@@ -266,7 +266,7 @@
       </w:r>
     </w:p>
     <w:p>
-      <w:hyperlink w:history="1" r:id="rIdx-e8mfho7isegrknwoefq">
+      <w:hyperlink w:history="1" r:id="rIdgbpi85u22udwfz9uqf_cb">
         <w:r>
           <w:rPr>
             <w:rStyle w:val="Hyperlink"/>
@@ -294,7 +294,7 @@
       </w:r>
     </w:p>
     <w:p>
-      <w:hyperlink w:history="1" r:id="rIdfjpyx_kyv21vfly8q5uog">
+      <w:hyperlink w:history="1" r:id="rIdmbn_dtj5lzz_-yuzcedqh">
         <w:r>
           <w:rPr>
             <w:rStyle w:val="Hyperlink"/>
@@ -322,7 +322,7 @@
       </w:r>
     </w:p>
     <w:p>
-      <w:hyperlink w:history="1" r:id="rIdvrl-eeysd3kkiufzahx19">
+      <w:hyperlink w:history="1" r:id="rIdexcuqfhr31qmheuon9fs5">
         <w:r>
           <w:rPr>
             <w:rStyle w:val="Hyperlink"/>
@@ -350,12 +350,40 @@
       </w:r>
     </w:p>
     <w:p>
-      <w:hyperlink w:history="1" r:id="rIdncysrnpafd1ghj70upvnw">
+      <w:hyperlink w:history="1" r:id="rIdiikveahodjk2wayitgbgj">
         <w:r>
           <w:rPr>
             <w:rStyle w:val="Hyperlink"/>
           </w:rPr>
           <w:t xml:space="preserve">https://youtu.be/9FmVwmxZHSg</w:t>
+        </w:r>
+      </w:hyperlink>
+    </w:p>
+    <w:p>
+      <w:pPr>
+        <w:pStyle w:val="Heading2"/>
+      </w:pPr>
+      <w:r>
+        <w:t xml:space="preserve">Episode 10: The Blind Animal and the Altar (Leviticus 22, Deuteronomy 15 and Malachi 1)</w:t>
+      </w:r>
+    </w:p>
+    <w:p>
+      <w:r>
+        <w:t xml:space="preserve">About 23 minutes. The last of four on the Law.</w:t>
+      </w:r>
+    </w:p>
+    <w:p>
+      <w:r>
+        <w:t xml:space="preserve">No blind animal may be offered to the LORD. Brian found it the hardest law to read, because it seems to call blindness broken. Two Hebrew words, a market in the Temple and a prophet's test answer him.</w:t>
+      </w:r>
+    </w:p>
+    <w:p>
+      <w:hyperlink w:history="1" r:id="rIdsnt-12bswhv8klxlm7k_p">
+        <w:r>
+          <w:rPr>
+            <w:rStyle w:val="Hyperlink"/>
+          </w:rPr>
+          <w:t xml:space="preserve">https://youtu.be/q5G-9tuPQ00</w:t>
         </w:r>
       </w:hyperlink>
     </w:p>

--- a/audio/episodes/youtube_links_for_email.docx
+++ b/audio/episodes/youtube_links_for_email.docx
@@ -27,7 +27,7 @@
     </w:p>
     <w:p>
       <w:r>
-        <w:t xml:space="preserve">There are six episodes on the stories of sight given by Jesus in the Gospels, and a short trailer. Episode 7 begins a new series of four on the Law: what God commanded about the blind. The Law episodes have no imagined scenes.</w:t>
+        <w:t xml:space="preserve">There are six episodes on the stories of sight given by Jesus in the Gospels, and a short trailer. Episode 7 begins a new series of four on the Law: what God commanded about the blind. The Law episodes have no imagined scenes. Episode 11 begins a series of six on sight lost and not given back.</w:t>
       </w:r>
     </w:p>
     <w:p>
@@ -384,6 +384,34 @@
             <w:rStyle w:val="Hyperlink"/>
           </w:rPr>
           <w:t xml:space="preserve">https://youtu.be/q5G-9tuPQ00</w:t>
+        </w:r>
+      </w:hyperlink>
+    </w:p>
+    <w:p>
+      <w:pPr>
+        <w:pStyle w:val="Heading2"/>
+      </w:pPr>
+      <w:r>
+        <w:t xml:space="preserve">Episode 11: The Last Thing He Saw (2 Kings 25, Jeremiah 34 and 38, Ezekiel 12)</w:t>
+      </w:r>
+    </w:p>
+    <w:p>
+      <w:r>
+        <w:t xml:space="preserve">About 25 minutes. The first of six on sight lost and not given back.</w:t>
+      </w:r>
+    </w:p>
+    <w:p>
+      <w:r>
+        <w:t xml:space="preserve">Zedekiah, the last king in Jerusalem, was made to watch his sons die and then blinded, so that it would be the last thing he ever saw. The episode opens with sound, what God made it to do and the sounds a blind man cannot unhear, then follows the frightened king who kept sending for Jeremiah in secret, the night escape through the gate between the two walls, Riblah told only as the text tells it, the road to Babylon, and the one promise he did not have to earn. Brian tells for the first time what the months of trying to save his eyes were like.</w:t>
+      </w:r>
+    </w:p>
+    <w:p>
+      <w:hyperlink w:history="1" r:id="rIdsnt-12bswhv8klxlm7k_p">
+        <w:r>
+          <w:rPr>
+            <w:rStyle w:val="Hyperlink"/>
+          </w:rPr>
+          <w:t xml:space="preserve">https://youtu.be/Xhx44nR_OLM</w:t>
         </w:r>
       </w:hyperlink>
     </w:p>
